--- a/SS8.docx
+++ b/SS8.docx
@@ -14,7 +14,7 @@
       </w:pPr>
       <w:r>
         <w:drawing>
-          <wp:inline wp14:editId="4A0396C9" wp14:anchorId="4741FC9A">
+          <wp:inline wp14:editId="53645BCF" wp14:anchorId="4741FC9A">
             <wp:extent cx="4343400" cy="3657600"/>
             <wp:effectExtent l="0" t="0" r="0" b="0"/>
             <wp:docPr id="384474910" name="drawing"/>
@@ -71,7 +71,7 @@
       </w:pPr>
       <w:r>
         <w:drawing>
-          <wp:inline wp14:editId="4B44B3B9" wp14:anchorId="3A93A42C">
+          <wp:inline wp14:editId="08D8EFE8" wp14:anchorId="3A93A42C">
             <wp:extent cx="5724525" cy="2676525"/>
             <wp:effectExtent l="0" t="0" r="0" b="0"/>
             <wp:docPr id="504985666" name="drawing"/>
@@ -128,7 +128,7 @@
       </w:pPr>
       <w:r>
         <w:drawing>
-          <wp:inline wp14:editId="35E6365F" wp14:anchorId="7815AF7A">
+          <wp:inline wp14:editId="7DE73052" wp14:anchorId="7815AF7A">
             <wp:extent cx="5724525" cy="4419600"/>
             <wp:effectExtent l="0" t="0" r="0" b="0"/>
             <wp:docPr id="1714421385" name="drawing"/>
@@ -185,7 +185,7 @@
       </w:pPr>
       <w:r>
         <w:drawing>
-          <wp:inline wp14:editId="139F140E" wp14:anchorId="6C5537B6">
+          <wp:inline wp14:editId="27A84707" wp14:anchorId="6C5537B6">
             <wp:extent cx="3409950" cy="5724525"/>
             <wp:effectExtent l="0" t="0" r="0" b="0"/>
             <wp:docPr id="469217701" name="drawing"/>
@@ -226,6 +226,221 @@
           </wp:inline>
         </w:drawing>
       </w:r>
+    </w:p>
+    <w:p>
+      <w:pPr>
+        <w:pStyle w:val="Normal"/>
+      </w:pPr>
+      <w:r>
+        <w:rPr/>
+        <w:t>B6:</w:t>
+      </w:r>
+    </w:p>
+    <w:p>
+      <w:pPr>
+        <w:pStyle w:val="Normal"/>
+      </w:pPr>
+      <w:r>
+        <w:drawing>
+          <wp:inline wp14:editId="026980E7" wp14:anchorId="6F918893">
+            <wp:extent cx="5724525" cy="3133725"/>
+            <wp:effectExtent l="0" t="0" r="0" b="0"/>
+            <wp:docPr id="1516565585" name="drawing"/>
+            <wp:cNvGraphicFramePr>
+              <a:graphicFrameLocks noChangeAspect="1"/>
+            </wp:cNvGraphicFramePr>
+            <a:graphic>
+              <a:graphicData xmlns:a="http://schemas.openxmlformats.org/drawingml/2006/main" uri="http://schemas.openxmlformats.org/drawingml/2006/picture">
+                <pic:pic xmlns:pic="http://schemas.openxmlformats.org/drawingml/2006/picture">
+                  <pic:nvPicPr>
+                    <pic:cNvPr id="1516565585" name=""/>
+                    <pic:cNvPicPr/>
+                  </pic:nvPicPr>
+                  <pic:blipFill>
+                    <a:blip xmlns:r="http://schemas.openxmlformats.org/officeDocument/2006/relationships" r:embed="rId1769916150">
+                      <a:extLst>
+                        <a:ext xmlns:a="http://schemas.openxmlformats.org/drawingml/2006/main" uri="{28A0092B-C50C-407E-A947-70E740481C1C}">
+                          <a14:useLocalDpi xmlns:a14="http://schemas.microsoft.com/office/drawing/2010/main" val="0"/>
+                        </a:ext>
+                      </a:extLst>
+                    </a:blip>
+                    <a:stretch>
+                      <a:fillRect/>
+                    </a:stretch>
+                  </pic:blipFill>
+                  <pic:spPr>
+                    <a:xfrm>
+                      <a:off x="0" y="0"/>
+                      <a:ext cx="5724525" cy="3133725"/>
+                    </a:xfrm>
+                    <a:prstGeom prst="rect">
+                      <a:avLst/>
+                    </a:prstGeom>
+                  </pic:spPr>
+                </pic:pic>
+              </a:graphicData>
+            </a:graphic>
+          </wp:inline>
+        </w:drawing>
+      </w:r>
+    </w:p>
+    <w:p>
+      <w:r>
+        <w:br w:type="page"/>
+      </w:r>
+    </w:p>
+    <w:p>
+      <w:pPr>
+        <w:pStyle w:val="Normal"/>
+      </w:pPr>
+      <w:r>
+        <w:drawing>
+          <wp:inline wp14:editId="34921936" wp14:anchorId="5A77B512">
+            <wp:extent cx="5724525" cy="2952750"/>
+            <wp:effectExtent l="0" t="0" r="0" b="0"/>
+            <wp:docPr id="867439179" name="drawing"/>
+            <wp:cNvGraphicFramePr>
+              <a:graphicFrameLocks noChangeAspect="1"/>
+            </wp:cNvGraphicFramePr>
+            <a:graphic>
+              <a:graphicData xmlns:a="http://schemas.openxmlformats.org/drawingml/2006/main" uri="http://schemas.openxmlformats.org/drawingml/2006/picture">
+                <pic:pic xmlns:pic="http://schemas.openxmlformats.org/drawingml/2006/picture">
+                  <pic:nvPicPr>
+                    <pic:cNvPr id="867439179" name=""/>
+                    <pic:cNvPicPr/>
+                  </pic:nvPicPr>
+                  <pic:blipFill>
+                    <a:blip xmlns:r="http://schemas.openxmlformats.org/officeDocument/2006/relationships" r:embed="rId1758315439">
+                      <a:extLst>
+                        <a:ext xmlns:a="http://schemas.openxmlformats.org/drawingml/2006/main" uri="{28A0092B-C50C-407E-A947-70E740481C1C}">
+                          <a14:useLocalDpi xmlns:a14="http://schemas.microsoft.com/office/drawing/2010/main" val="0"/>
+                        </a:ext>
+                      </a:extLst>
+                    </a:blip>
+                    <a:stretch>
+                      <a:fillRect/>
+                    </a:stretch>
+                  </pic:blipFill>
+                  <pic:spPr>
+                    <a:xfrm>
+                      <a:off x="0" y="0"/>
+                      <a:ext cx="5724525" cy="2952750"/>
+                    </a:xfrm>
+                    <a:prstGeom prst="rect">
+                      <a:avLst/>
+                    </a:prstGeom>
+                  </pic:spPr>
+                </pic:pic>
+              </a:graphicData>
+            </a:graphic>
+          </wp:inline>
+        </w:drawing>
+      </w:r>
+    </w:p>
+    <w:p>
+      <w:pPr>
+        <w:pStyle w:val="Normal"/>
+      </w:pPr>
+      <w:r>
+        <w:rPr/>
+        <w:t xml:space="preserve">B7: </w:t>
+      </w:r>
+    </w:p>
+    <w:p>
+      <w:pPr>
+        <w:pStyle w:val="Normal"/>
+      </w:pPr>
+      <w:r>
+        <w:drawing>
+          <wp:inline wp14:editId="25CAF5C0" wp14:anchorId="36913357">
+            <wp:extent cx="3534268" cy="3267531"/>
+            <wp:effectExtent l="0" t="0" r="0" b="0"/>
+            <wp:docPr id="1186445436" name="drawing"/>
+            <wp:cNvGraphicFramePr>
+              <a:graphicFrameLocks noChangeAspect="1"/>
+            </wp:cNvGraphicFramePr>
+            <a:graphic>
+              <a:graphicData xmlns:a="http://schemas.openxmlformats.org/drawingml/2006/main" uri="http://schemas.openxmlformats.org/drawingml/2006/picture">
+                <pic:pic xmlns:pic="http://schemas.openxmlformats.org/drawingml/2006/picture">
+                  <pic:nvPicPr>
+                    <pic:cNvPr id="1186445436" name=""/>
+                    <pic:cNvPicPr/>
+                  </pic:nvPicPr>
+                  <pic:blipFill>
+                    <a:blip xmlns:r="http://schemas.openxmlformats.org/officeDocument/2006/relationships" r:embed="rId559776069">
+                      <a:extLst>
+                        <a:ext xmlns:a="http://schemas.openxmlformats.org/drawingml/2006/main" uri="{28A0092B-C50C-407E-A947-70E740481C1C}">
+                          <a14:useLocalDpi xmlns:a14="http://schemas.microsoft.com/office/drawing/2010/main" val="0"/>
+                        </a:ext>
+                      </a:extLst>
+                    </a:blip>
+                    <a:stretch>
+                      <a:fillRect/>
+                    </a:stretch>
+                  </pic:blipFill>
+                  <pic:spPr>
+                    <a:xfrm>
+                      <a:off x="0" y="0"/>
+                      <a:ext cx="3534268" cy="3267531"/>
+                    </a:xfrm>
+                    <a:prstGeom prst="rect">
+                      <a:avLst/>
+                    </a:prstGeom>
+                  </pic:spPr>
+                </pic:pic>
+              </a:graphicData>
+            </a:graphic>
+          </wp:inline>
+        </w:drawing>
+      </w:r>
+      <w:r>
+        <w:drawing>
+          <wp:inline wp14:editId="7A38294F" wp14:anchorId="33C98DC9">
+            <wp:extent cx="2553056" cy="657317"/>
+            <wp:effectExtent l="0" t="0" r="0" b="0"/>
+            <wp:docPr id="198966109" name="drawing"/>
+            <wp:cNvGraphicFramePr>
+              <a:graphicFrameLocks noChangeAspect="1"/>
+            </wp:cNvGraphicFramePr>
+            <a:graphic>
+              <a:graphicData xmlns:a="http://schemas.openxmlformats.org/drawingml/2006/main" uri="http://schemas.openxmlformats.org/drawingml/2006/picture">
+                <pic:pic xmlns:pic="http://schemas.openxmlformats.org/drawingml/2006/picture">
+                  <pic:nvPicPr>
+                    <pic:cNvPr id="198966109" name=""/>
+                    <pic:cNvPicPr/>
+                  </pic:nvPicPr>
+                  <pic:blipFill>
+                    <a:blip xmlns:r="http://schemas.openxmlformats.org/officeDocument/2006/relationships" r:embed="rId103816998">
+                      <a:extLst>
+                        <a:ext xmlns:a="http://schemas.openxmlformats.org/drawingml/2006/main" uri="{28A0092B-C50C-407E-A947-70E740481C1C}">
+                          <a14:useLocalDpi xmlns:a14="http://schemas.microsoft.com/office/drawing/2010/main" val="0"/>
+                        </a:ext>
+                      </a:extLst>
+                    </a:blip>
+                    <a:stretch>
+                      <a:fillRect/>
+                    </a:stretch>
+                  </pic:blipFill>
+                  <pic:spPr>
+                    <a:xfrm>
+                      <a:off x="0" y="0"/>
+                      <a:ext cx="2553056" cy="657317"/>
+                    </a:xfrm>
+                    <a:prstGeom prst="rect">
+                      <a:avLst/>
+                    </a:prstGeom>
+                  </pic:spPr>
+                </pic:pic>
+              </a:graphicData>
+            </a:graphic>
+          </wp:inline>
+        </w:drawing>
+      </w:r>
+    </w:p>
+    <w:p>
+      <w:pPr>
+        <w:pStyle w:val="Normal"/>
+      </w:pPr>
     </w:p>
     <w:sectPr>
       <w:pgSz w:w="11906" w:h="16838" w:orient="portrait"/>
